--- a/Balraj_Parsi_Resume.docx
+++ b/Balraj_Parsi_Resume.docx
@@ -31,7 +31,43 @@
           <w:sz w:val="18"/>
           <w:szCs w:val="18"/>
         </w:rPr>
-        <w:t xml:space="preserve">+1 (513) 837-5545  |  Richmond, VA  |  </w:t>
+        <w:t>513</w:t>
+      </w:r>
+      <w:r>
+        <w:rPr>
+          <w:rFonts w:ascii="Calibri" w:eastAsia="Calibri" w:hAnsi="Calibri" w:cs="Calibri"/>
+          <w:color w:val="666666"/>
+          <w:sz w:val="18"/>
+          <w:szCs w:val="18"/>
+        </w:rPr>
+        <w:t>-</w:t>
+      </w:r>
+      <w:r>
+        <w:rPr>
+          <w:rFonts w:ascii="Calibri" w:eastAsia="Calibri" w:hAnsi="Calibri" w:cs="Calibri"/>
+          <w:color w:val="666666"/>
+          <w:sz w:val="18"/>
+          <w:szCs w:val="18"/>
+        </w:rPr>
+        <w:t>837-</w:t>
+      </w:r>
+      <w:r>
+        <w:rPr>
+          <w:rFonts w:ascii="Calibri" w:eastAsia="Calibri" w:hAnsi="Calibri" w:cs="Calibri"/>
+          <w:color w:val="666666"/>
+          <w:sz w:val="18"/>
+          <w:szCs w:val="18"/>
+        </w:rPr>
+        <w:t>5545 |</w:t>
+      </w:r>
+      <w:r>
+        <w:rPr>
+          <w:rFonts w:ascii="Calibri" w:eastAsia="Calibri" w:hAnsi="Calibri" w:cs="Calibri"/>
+          <w:color w:val="666666"/>
+          <w:sz w:val="18"/>
+          <w:szCs w:val="18"/>
+        </w:rPr>
+        <w:t xml:space="preserve">  Richmond, VA  |  </w:t>
       </w:r>
       <w:hyperlink r:id="rId5" w:history="1">
         <w:r>
@@ -63,8 +99,20 @@
             <w:szCs w:val="18"/>
             <w:u w:val="single"/>
           </w:rPr>
-          <w:t>linkedin.com/in/parsibalraj</w:t>
+          <w:t>linkedin.com/in/</w:t>
         </w:r>
+        <w:proofErr w:type="spellStart"/>
+        <w:r>
+          <w:rPr>
+            <w:rFonts w:ascii="Calibri" w:eastAsia="Calibri" w:hAnsi="Calibri" w:cs="Calibri"/>
+            <w:color w:val="1F4E79"/>
+            <w:sz w:val="18"/>
+            <w:szCs w:val="18"/>
+            <w:u w:val="single"/>
+          </w:rPr>
+          <w:t>parsibalraj</w:t>
+        </w:r>
+        <w:proofErr w:type="spellEnd"/>
       </w:hyperlink>
       <w:r>
         <w:rPr>
@@ -248,7 +296,23 @@
           <w:rFonts w:ascii="Calibri" w:eastAsia="Calibri" w:hAnsi="Calibri" w:cs="Calibri"/>
           <w:color w:val="444444"/>
         </w:rPr>
-        <w:t>EC2, S3, Lambda, CloudFormation, Route 53, Secrets Manager, CloudWatch, CodeDeploy, DynamoDB Streams, ECR</w:t>
+        <w:t xml:space="preserve">EC2, S3, Lambda, CloudFormation, Route 53, Secrets Manager, CloudWatch, </w:t>
+      </w:r>
+      <w:proofErr w:type="spellStart"/>
+      <w:r>
+        <w:rPr>
+          <w:rFonts w:ascii="Calibri" w:eastAsia="Calibri" w:hAnsi="Calibri" w:cs="Calibri"/>
+          <w:color w:val="444444"/>
+        </w:rPr>
+        <w:t>CodeDeploy</w:t>
+      </w:r>
+      <w:proofErr w:type="spellEnd"/>
+      <w:r>
+        <w:rPr>
+          <w:rFonts w:ascii="Calibri" w:eastAsia="Calibri" w:hAnsi="Calibri" w:cs="Calibri"/>
+          <w:color w:val="444444"/>
+        </w:rPr>
+        <w:t>, DynamoDB Streams, ECR</w:t>
       </w:r>
     </w:p>
     <w:p>
@@ -290,7 +354,23 @@
           <w:rFonts w:ascii="Calibri" w:eastAsia="Calibri" w:hAnsi="Calibri" w:cs="Calibri"/>
           <w:color w:val="444444"/>
         </w:rPr>
-        <w:t>Jenkins, JFrog Artifactory, SonarQube, Mend, Docker, GitHub Actions</w:t>
+        <w:t xml:space="preserve">Jenkins, </w:t>
+      </w:r>
+      <w:proofErr w:type="spellStart"/>
+      <w:r>
+        <w:rPr>
+          <w:rFonts w:ascii="Calibri" w:eastAsia="Calibri" w:hAnsi="Calibri" w:cs="Calibri"/>
+          <w:color w:val="444444"/>
+        </w:rPr>
+        <w:t>JFrog</w:t>
+      </w:r>
+      <w:proofErr w:type="spellEnd"/>
+      <w:r>
+        <w:rPr>
+          <w:rFonts w:ascii="Calibri" w:eastAsia="Calibri" w:hAnsi="Calibri" w:cs="Calibri"/>
+          <w:color w:val="444444"/>
+        </w:rPr>
+        <w:t xml:space="preserve"> Artifactory, SonarQube, Mend, Docker, GitHub Actions</w:t>
       </w:r>
     </w:p>
     <w:p>
@@ -498,7 +578,23 @@
           <w:rFonts w:ascii="Calibri" w:eastAsia="Calibri" w:hAnsi="Calibri" w:cs="Calibri"/>
           <w:color w:val="444444"/>
         </w:rPr>
-        <w:t>Eliminated manual 90-day certificate rotation risk by migrating from .jks-based auth to Turing OAuth2 across the SBB microservice fleet, improving security posture and reducing operational overhead.</w:t>
+        <w:t>Eliminated manual 90-day certificate rotation risk by migrating from .</w:t>
+      </w:r>
+      <w:proofErr w:type="spellStart"/>
+      <w:r>
+        <w:rPr>
+          <w:rFonts w:ascii="Calibri" w:eastAsia="Calibri" w:hAnsi="Calibri" w:cs="Calibri"/>
+          <w:color w:val="444444"/>
+        </w:rPr>
+        <w:t>jks</w:t>
+      </w:r>
+      <w:proofErr w:type="spellEnd"/>
+      <w:r>
+        <w:rPr>
+          <w:rFonts w:ascii="Calibri" w:eastAsia="Calibri" w:hAnsi="Calibri" w:cs="Calibri"/>
+          <w:color w:val="444444"/>
+        </w:rPr>
+        <w:t>-based auth to Turing OAuth2 across the SBB microservice fleet, improving security posture and reducing operational overhead.</w:t>
       </w:r>
     </w:p>
     <w:p>
@@ -546,7 +642,23 @@
           <w:rFonts w:ascii="Calibri" w:eastAsia="Calibri" w:hAnsi="Calibri" w:cs="Calibri"/>
           <w:color w:val="444444"/>
         </w:rPr>
-        <w:t>Own 4 Java microservices across 15 repositories, shipping 2-3 production deployments weekly on a 3-person team with no dedicated QA using Jenkins and JFrog Artifactory.</w:t>
+        <w:t xml:space="preserve">Own 4 Java microservices across 15 repositories, shipping 2-3 production deployments weekly on a 3-person team with no dedicated QA using Jenkins and </w:t>
+      </w:r>
+      <w:proofErr w:type="spellStart"/>
+      <w:r>
+        <w:rPr>
+          <w:rFonts w:ascii="Calibri" w:eastAsia="Calibri" w:hAnsi="Calibri" w:cs="Calibri"/>
+          <w:color w:val="444444"/>
+        </w:rPr>
+        <w:t>JFrog</w:t>
+      </w:r>
+      <w:proofErr w:type="spellEnd"/>
+      <w:r>
+        <w:rPr>
+          <w:rFonts w:ascii="Calibri" w:eastAsia="Calibri" w:hAnsi="Calibri" w:cs="Calibri"/>
+          <w:color w:val="444444"/>
+        </w:rPr>
+        <w:t xml:space="preserve"> Artifactory.</w:t>
       </w:r>
     </w:p>
     <w:p>
@@ -574,7 +686,7 @@
           <w:bCs/>
           <w:color w:val="1A1A1A"/>
         </w:rPr>
-        <w:t xml:space="preserve">Backend Software </w:t>
+        <w:t xml:space="preserve">Software </w:t>
       </w:r>
       <w:r>
         <w:rPr>
@@ -780,7 +892,16 @@
           <w:color w:val="1A1A1A"/>
         </w:rPr>
         <w:lastRenderedPageBreak/>
-        <w:t xml:space="preserve">Backend Software </w:t>
+        <w:t xml:space="preserve">Software </w:t>
+      </w:r>
+      <w:r>
+        <w:rPr>
+          <w:rFonts w:ascii="Calibri" w:eastAsia="Calibri" w:hAnsi="Calibri" w:cs="Calibri"/>
+          <w:b/>
+          <w:bCs/>
+          <w:color w:val="1A1A1A"/>
+        </w:rPr>
+        <w:t xml:space="preserve">Development </w:t>
       </w:r>
       <w:r>
         <w:rPr>
@@ -1078,8 +1199,19 @@
           <w:sz w:val="18"/>
           <w:szCs w:val="18"/>
         </w:rPr>
-        <w:t>Cisco CA-BOLT Project  |  Python, REST APIs, Cisco NXOS / iOS / ACI / VPN / AnyConnect, Selenium, Paramiko</w:t>
-      </w:r>
+        <w:t xml:space="preserve">Cisco CA-BOLT Project  |  Python, REST APIs, Cisco NXOS / iOS / ACI / VPN / AnyConnect, Selenium, </w:t>
+      </w:r>
+      <w:proofErr w:type="spellStart"/>
+      <w:r>
+        <w:rPr>
+          <w:rFonts w:ascii="Calibri" w:eastAsia="Calibri" w:hAnsi="Calibri" w:cs="Calibri"/>
+          <w:color w:val="666666"/>
+          <w:sz w:val="18"/>
+          <w:szCs w:val="18"/>
+        </w:rPr>
+        <w:t>Paramiko</w:t>
+      </w:r>
+      <w:proofErr w:type="spellEnd"/>
     </w:p>
     <w:p>
       <w:pPr>
@@ -1094,7 +1226,23 @@
           <w:rFonts w:ascii="Calibri" w:eastAsia="Calibri" w:hAnsi="Calibri" w:cs="Calibri"/>
           <w:color w:val="444444"/>
         </w:rPr>
-        <w:t>Developed 350+ Python network modules for Cisco CA-BOLT using REST APIs and SSH-based device communication via Paramiko, automating configuration and management across NXOS, iOS, ACI, VPN, and AnyConnect product lines.</w:t>
+        <w:t xml:space="preserve">Developed 350+ Python network modules for Cisco CA-BOLT using REST APIs and SSH-based device communication via </w:t>
+      </w:r>
+      <w:proofErr w:type="spellStart"/>
+      <w:r>
+        <w:rPr>
+          <w:rFonts w:ascii="Calibri" w:eastAsia="Calibri" w:hAnsi="Calibri" w:cs="Calibri"/>
+          <w:color w:val="444444"/>
+        </w:rPr>
+        <w:t>Paramiko</w:t>
+      </w:r>
+      <w:proofErr w:type="spellEnd"/>
+      <w:r>
+        <w:rPr>
+          <w:rFonts w:ascii="Calibri" w:eastAsia="Calibri" w:hAnsi="Calibri" w:cs="Calibri"/>
+          <w:color w:val="444444"/>
+        </w:rPr>
+        <w:t>, automating configuration and management across NXOS, iOS, ACI, VPN, and AnyConnect product lines.</w:t>
       </w:r>
     </w:p>
     <w:p>
@@ -1140,7 +1288,23 @@
           <w:rFonts w:ascii="Calibri" w:eastAsia="Calibri" w:hAnsi="Calibri" w:cs="Calibri"/>
           <w:color w:val="444444"/>
         </w:rPr>
-        <w:t>Wrote Python scripts using Paramiko and subprocess to automate log collection, SSH health checks, and alert generation across the Cisco device fleet, eliminating recurring manual toil for the operations team.</w:t>
+        <w:t xml:space="preserve">Wrote Python scripts using </w:t>
+      </w:r>
+      <w:proofErr w:type="spellStart"/>
+      <w:r>
+        <w:rPr>
+          <w:rFonts w:ascii="Calibri" w:eastAsia="Calibri" w:hAnsi="Calibri" w:cs="Calibri"/>
+          <w:color w:val="444444"/>
+        </w:rPr>
+        <w:t>Paramiko</w:t>
+      </w:r>
+      <w:proofErr w:type="spellEnd"/>
+      <w:r>
+        <w:rPr>
+          <w:rFonts w:ascii="Calibri" w:eastAsia="Calibri" w:hAnsi="Calibri" w:cs="Calibri"/>
+          <w:color w:val="444444"/>
+        </w:rPr>
+        <w:t xml:space="preserve"> and subprocess to automate log collection, SSH health checks, and alert generation across the Cisco device fleet, eliminating recurring manual toil for the operations team.</w:t>
       </w:r>
     </w:p>
     <w:p>
@@ -1347,6 +1511,7 @@
         </w:tabs>
         <w:spacing w:before="60" w:after="20"/>
       </w:pPr>
+      <w:proofErr w:type="spellStart"/>
       <w:r>
         <w:rPr>
           <w:rFonts w:ascii="Calibri" w:eastAsia="Calibri" w:hAnsi="Calibri" w:cs="Calibri"/>
@@ -1354,7 +1519,17 @@
           <w:bCs/>
           <w:color w:val="1A1A1A"/>
         </w:rPr>
-        <w:t>B.Tech, Electronics and Communication Engineering</w:t>
+        <w:t>B.Tech</w:t>
+      </w:r>
+      <w:proofErr w:type="spellEnd"/>
+      <w:r>
+        <w:rPr>
+          <w:rFonts w:ascii="Calibri" w:eastAsia="Calibri" w:hAnsi="Calibri" w:cs="Calibri"/>
+          <w:b/>
+          <w:bCs/>
+          <w:color w:val="1A1A1A"/>
+        </w:rPr>
+        <w:t>, Electronics and Communication Engineering</w:t>
       </w:r>
       <w:r>
         <w:rPr>

--- a/Balraj_Parsi_Resume.docx
+++ b/Balraj_Parsi_Resume.docx
@@ -31,43 +31,47 @@
           <w:sz w:val="18"/>
           <w:szCs w:val="18"/>
         </w:rPr>
-        <w:t>513</w:t>
-      </w:r>
-      <w:r>
-        <w:rPr>
-          <w:rFonts w:ascii="Calibri" w:eastAsia="Calibri" w:hAnsi="Calibri" w:cs="Calibri"/>
-          <w:color w:val="666666"/>
-          <w:sz w:val="18"/>
-          <w:szCs w:val="18"/>
-        </w:rPr>
-        <w:t>-</w:t>
-      </w:r>
-      <w:r>
-        <w:rPr>
-          <w:rFonts w:ascii="Calibri" w:eastAsia="Calibri" w:hAnsi="Calibri" w:cs="Calibri"/>
-          <w:color w:val="666666"/>
-          <w:sz w:val="18"/>
-          <w:szCs w:val="18"/>
-        </w:rPr>
-        <w:t>837-</w:t>
-      </w:r>
-      <w:r>
-        <w:rPr>
-          <w:rFonts w:ascii="Calibri" w:eastAsia="Calibri" w:hAnsi="Calibri" w:cs="Calibri"/>
-          <w:color w:val="666666"/>
-          <w:sz w:val="18"/>
-          <w:szCs w:val="18"/>
-        </w:rPr>
-        <w:t>5545 |</w:t>
-      </w:r>
-      <w:r>
-        <w:rPr>
-          <w:rFonts w:ascii="Calibri" w:eastAsia="Calibri" w:hAnsi="Calibri" w:cs="Calibri"/>
-          <w:color w:val="666666"/>
-          <w:sz w:val="18"/>
-          <w:szCs w:val="18"/>
-        </w:rPr>
-        <w:t xml:space="preserve">  Richmond, VA  |  </w:t>
+        <w:t xml:space="preserve">513-837-5545 </w:t>
+      </w:r>
+      <w:proofErr w:type="gramStart"/>
+      <w:r>
+        <w:rPr>
+          <w:rFonts w:ascii="Calibri" w:eastAsia="Calibri" w:hAnsi="Calibri" w:cs="Calibri"/>
+          <w:color w:val="666666"/>
+          <w:sz w:val="18"/>
+          <w:szCs w:val="18"/>
+        </w:rPr>
+        <w:t>|  Richmond</w:t>
+      </w:r>
+      <w:proofErr w:type="gramEnd"/>
+      <w:r>
+        <w:rPr>
+          <w:rFonts w:ascii="Calibri" w:eastAsia="Calibri" w:hAnsi="Calibri" w:cs="Calibri"/>
+          <w:color w:val="666666"/>
+          <w:sz w:val="18"/>
+          <w:szCs w:val="18"/>
+        </w:rPr>
+        <w:t xml:space="preserve">, </w:t>
+      </w:r>
+      <w:proofErr w:type="gramStart"/>
+      <w:r>
+        <w:rPr>
+          <w:rFonts w:ascii="Calibri" w:eastAsia="Calibri" w:hAnsi="Calibri" w:cs="Calibri"/>
+          <w:color w:val="666666"/>
+          <w:sz w:val="18"/>
+          <w:szCs w:val="18"/>
+        </w:rPr>
+        <w:t>VA  |</w:t>
+      </w:r>
+      <w:proofErr w:type="gramEnd"/>
+      <w:r>
+        <w:rPr>
+          <w:rFonts w:ascii="Calibri" w:eastAsia="Calibri" w:hAnsi="Calibri" w:cs="Calibri"/>
+          <w:color w:val="666666"/>
+          <w:sz w:val="18"/>
+          <w:szCs w:val="18"/>
+        </w:rPr>
+        <w:t xml:space="preserve">  </w:t>
       </w:r>
       <w:hyperlink r:id="rId5" w:history="1">
         <w:r>
@@ -99,20 +103,8 @@
             <w:szCs w:val="18"/>
             <w:u w:val="single"/>
           </w:rPr>
-          <w:t>linkedin.com/in/</w:t>
+          <w:t>linkedin.com/in/parsibalraj</w:t>
         </w:r>
-        <w:proofErr w:type="spellStart"/>
-        <w:r>
-          <w:rPr>
-            <w:rFonts w:ascii="Calibri" w:eastAsia="Calibri" w:hAnsi="Calibri" w:cs="Calibri"/>
-            <w:color w:val="1F4E79"/>
-            <w:sz w:val="18"/>
-            <w:szCs w:val="18"/>
-            <w:u w:val="single"/>
-          </w:rPr>
-          <w:t>parsibalraj</w:t>
-        </w:r>
-        <w:proofErr w:type="spellEnd"/>
       </w:hyperlink>
       <w:r>
         <w:rPr>
@@ -296,23 +288,7 @@
           <w:rFonts w:ascii="Calibri" w:eastAsia="Calibri" w:hAnsi="Calibri" w:cs="Calibri"/>
           <w:color w:val="444444"/>
         </w:rPr>
-        <w:t xml:space="preserve">EC2, S3, Lambda, CloudFormation, Route 53, Secrets Manager, CloudWatch, </w:t>
-      </w:r>
-      <w:proofErr w:type="spellStart"/>
-      <w:r>
-        <w:rPr>
-          <w:rFonts w:ascii="Calibri" w:eastAsia="Calibri" w:hAnsi="Calibri" w:cs="Calibri"/>
-          <w:color w:val="444444"/>
-        </w:rPr>
-        <w:t>CodeDeploy</w:t>
-      </w:r>
-      <w:proofErr w:type="spellEnd"/>
-      <w:r>
-        <w:rPr>
-          <w:rFonts w:ascii="Calibri" w:eastAsia="Calibri" w:hAnsi="Calibri" w:cs="Calibri"/>
-          <w:color w:val="444444"/>
-        </w:rPr>
-        <w:t>, DynamoDB Streams, ECR</w:t>
+        <w:t>EC2, S3, Lambda, CloudFormation, Route 53, Secrets Manager, CloudWatch, CodeDeploy, DynamoDB Streams, ECR</w:t>
       </w:r>
     </w:p>
     <w:p>
@@ -354,23 +330,7 @@
           <w:rFonts w:ascii="Calibri" w:eastAsia="Calibri" w:hAnsi="Calibri" w:cs="Calibri"/>
           <w:color w:val="444444"/>
         </w:rPr>
-        <w:t xml:space="preserve">Jenkins, </w:t>
-      </w:r>
-      <w:proofErr w:type="spellStart"/>
-      <w:r>
-        <w:rPr>
-          <w:rFonts w:ascii="Calibri" w:eastAsia="Calibri" w:hAnsi="Calibri" w:cs="Calibri"/>
-          <w:color w:val="444444"/>
-        </w:rPr>
-        <w:t>JFrog</w:t>
-      </w:r>
-      <w:proofErr w:type="spellEnd"/>
-      <w:r>
-        <w:rPr>
-          <w:rFonts w:ascii="Calibri" w:eastAsia="Calibri" w:hAnsi="Calibri" w:cs="Calibri"/>
-          <w:color w:val="444444"/>
-        </w:rPr>
-        <w:t xml:space="preserve"> Artifactory, SonarQube, Mend, Docker, GitHub Actions</w:t>
+        <w:t>Jenkins, JFrog Artifactory, SonarQube, Mend, Docker, GitHub Actions</w:t>
       </w:r>
     </w:p>
     <w:p>
@@ -392,6 +352,48 @@
           <w:color w:val="444444"/>
         </w:rPr>
         <w:t>Microservices, RESTful APIs, OAuth2, Event-Driven Architecture, Agile / Scrum, On-Call Production Ownership</w:t>
+      </w:r>
+    </w:p>
+    <w:p>
+      <w:pPr>
+        <w:spacing w:before="28" w:after="28"/>
+      </w:pPr>
+      <w:r>
+        <w:rPr>
+          <w:rFonts w:ascii="Calibri" w:eastAsia="Calibri" w:hAnsi="Calibri" w:cs="Calibri"/>
+          <w:b/>
+          <w:bCs/>
+          <w:color w:val="1A1A1A"/>
+        </w:rPr>
+        <w:t xml:space="preserve">AI &amp; ML: </w:t>
+      </w:r>
+      <w:r>
+        <w:rPr>
+          <w:rFonts w:ascii="Calibri" w:eastAsia="Calibri" w:hAnsi="Calibri" w:cs="Calibri"/>
+          <w:color w:val="444444"/>
+        </w:rPr>
+        <w:t>Generative AI, Large Language Models (LLMs), LLM API Integration, Prompt Engineering (COSTAR, ACR), Machine Learning Foundations</w:t>
+      </w:r>
+    </w:p>
+    <w:p>
+      <w:pPr>
+        <w:spacing w:before="28" w:after="28"/>
+      </w:pPr>
+      <w:r>
+        <w:rPr>
+          <w:rFonts w:ascii="Calibri" w:eastAsia="Calibri" w:hAnsi="Calibri" w:cs="Calibri"/>
+          <w:b/>
+          <w:bCs/>
+          <w:color w:val="1A1A1A"/>
+        </w:rPr>
+        <w:t xml:space="preserve">AI-Assisted Engineering: </w:t>
+      </w:r>
+      <w:r>
+        <w:rPr>
+          <w:rFonts w:ascii="Calibri" w:eastAsia="Calibri" w:hAnsi="Calibri" w:cs="Calibri"/>
+          <w:color w:val="444444"/>
+        </w:rPr>
+        <w:t>GitHub Copilot, Claude Code, Agentic Development Workflows, AI-Assisted Prototyping</w:t>
       </w:r>
     </w:p>
     <w:p>
@@ -433,14 +435,32 @@
           <w:bCs/>
           <w:color w:val="1A1A1A"/>
         </w:rPr>
-        <w:t>Backend Software Engineer</w:t>
-      </w:r>
-      <w:r>
-        <w:rPr>
-          <w:rFonts w:ascii="Calibri" w:eastAsia="Calibri" w:hAnsi="Calibri" w:cs="Calibri"/>
-          <w:color w:val="666666"/>
-        </w:rPr>
-        <w:t xml:space="preserve">  |  </w:t>
+        <w:t xml:space="preserve">Backend Software </w:t>
+      </w:r>
+      <w:proofErr w:type="gramStart"/>
+      <w:r>
+        <w:rPr>
+          <w:rFonts w:ascii="Calibri" w:eastAsia="Calibri" w:hAnsi="Calibri" w:cs="Calibri"/>
+          <w:b/>
+          <w:bCs/>
+          <w:color w:val="1A1A1A"/>
+        </w:rPr>
+        <w:t>Engineer</w:t>
+      </w:r>
+      <w:r>
+        <w:rPr>
+          <w:rFonts w:ascii="Calibri" w:eastAsia="Calibri" w:hAnsi="Calibri" w:cs="Calibri"/>
+          <w:color w:val="666666"/>
+        </w:rPr>
+        <w:t xml:space="preserve">  |</w:t>
+      </w:r>
+      <w:proofErr w:type="gramEnd"/>
+      <w:r>
+        <w:rPr>
+          <w:rFonts w:ascii="Calibri" w:eastAsia="Calibri" w:hAnsi="Calibri" w:cs="Calibri"/>
+          <w:color w:val="666666"/>
+        </w:rPr>
+        <w:t xml:space="preserve">  </w:t>
       </w:r>
       <w:r>
         <w:rPr>
@@ -464,25 +484,27 @@
           <w:sz w:val="18"/>
           <w:szCs w:val="18"/>
         </w:rPr>
-        <w:t xml:space="preserve">Jun 2025 - </w:t>
-      </w:r>
-      <w:r>
-        <w:rPr>
-          <w:rFonts w:ascii="Calibri" w:eastAsia="Calibri" w:hAnsi="Calibri" w:cs="Calibri"/>
-          <w:color w:val="666666"/>
-          <w:sz w:val="18"/>
-          <w:szCs w:val="18"/>
-        </w:rPr>
-        <w:t>Present ·</w:t>
-      </w:r>
-      <w:r>
-        <w:rPr>
-          <w:rFonts w:ascii="Calibri" w:eastAsia="Calibri" w:hAnsi="Calibri" w:cs="Calibri"/>
-          <w:color w:val="666666"/>
-          <w:sz w:val="18"/>
-          <w:szCs w:val="18"/>
-        </w:rPr>
-        <w:t xml:space="preserve">  Richmond, VA</w:t>
+        <w:t xml:space="preserve">Jun 2025 - Present </w:t>
+      </w:r>
+      <w:proofErr w:type="gramStart"/>
+      <w:r>
+        <w:rPr>
+          <w:rFonts w:ascii="Calibri" w:eastAsia="Calibri" w:hAnsi="Calibri" w:cs="Calibri"/>
+          <w:color w:val="666666"/>
+          <w:sz w:val="18"/>
+          <w:szCs w:val="18"/>
+        </w:rPr>
+        <w:t>·  Richmond</w:t>
+      </w:r>
+      <w:proofErr w:type="gramEnd"/>
+      <w:r>
+        <w:rPr>
+          <w:rFonts w:ascii="Calibri" w:eastAsia="Calibri" w:hAnsi="Calibri" w:cs="Calibri"/>
+          <w:color w:val="666666"/>
+          <w:sz w:val="18"/>
+          <w:szCs w:val="18"/>
+        </w:rPr>
+        <w:t>, VA</w:t>
       </w:r>
     </w:p>
     <w:p>
@@ -496,25 +518,27 @@
           <w:sz w:val="18"/>
           <w:szCs w:val="18"/>
         </w:rPr>
-        <w:t xml:space="preserve">Bank Tech - Small Business Bank (SBB) </w:t>
-      </w:r>
-      <w:r>
-        <w:rPr>
-          <w:rFonts w:ascii="Calibri" w:eastAsia="Calibri" w:hAnsi="Calibri" w:cs="Calibri"/>
-          <w:color w:val="666666"/>
-          <w:sz w:val="18"/>
-          <w:szCs w:val="18"/>
-        </w:rPr>
-        <w:t>Modernization |</w:t>
-      </w:r>
-      <w:r>
-        <w:rPr>
-          <w:rFonts w:ascii="Calibri" w:eastAsia="Calibri" w:hAnsi="Calibri" w:cs="Calibri"/>
-          <w:color w:val="666666"/>
-          <w:sz w:val="18"/>
-          <w:szCs w:val="18"/>
-        </w:rPr>
-        <w:t xml:space="preserve">  Java, Spring Boot, Kafka Streams, DynamoDB, Aurora DB, AWS, Jenkins</w:t>
+        <w:t xml:space="preserve">Bank Tech - Small Business Bank (SBB) Modernization </w:t>
+      </w:r>
+      <w:proofErr w:type="gramStart"/>
+      <w:r>
+        <w:rPr>
+          <w:rFonts w:ascii="Calibri" w:eastAsia="Calibri" w:hAnsi="Calibri" w:cs="Calibri"/>
+          <w:color w:val="666666"/>
+          <w:sz w:val="18"/>
+          <w:szCs w:val="18"/>
+        </w:rPr>
+        <w:t>|  Java</w:t>
+      </w:r>
+      <w:proofErr w:type="gramEnd"/>
+      <w:r>
+        <w:rPr>
+          <w:rFonts w:ascii="Calibri" w:eastAsia="Calibri" w:hAnsi="Calibri" w:cs="Calibri"/>
+          <w:color w:val="666666"/>
+          <w:sz w:val="18"/>
+          <w:szCs w:val="18"/>
+        </w:rPr>
+        <w:t>, Spring Boot, Kafka Streams, DynamoDB, Aurora DB, AWS, Jenkins</w:t>
       </w:r>
     </w:p>
     <w:p>
@@ -546,7 +570,23 @@
           <w:rFonts w:ascii="Calibri" w:eastAsia="Calibri" w:hAnsi="Calibri" w:cs="Calibri"/>
           <w:color w:val="444444"/>
         </w:rPr>
-        <w:t>Design and maintain a bidirectional Business Core to Systematics sync pipeline using event-driven Lambda triggered by MQ messages, enabling real-time data consistency across 2 core banking systems.</w:t>
+        <w:t xml:space="preserve">Design and maintain a bidirectional Business Core to Systematics sync pipeline using event-driven Lambda triggered by MQ messages, enabling real-time data consistency across </w:t>
+      </w:r>
+      <w:proofErr w:type="gramStart"/>
+      <w:r>
+        <w:rPr>
+          <w:rFonts w:ascii="Calibri" w:eastAsia="Calibri" w:hAnsi="Calibri" w:cs="Calibri"/>
+          <w:color w:val="444444"/>
+        </w:rPr>
+        <w:t>2</w:t>
+      </w:r>
+      <w:proofErr w:type="gramEnd"/>
+      <w:r>
+        <w:rPr>
+          <w:rFonts w:ascii="Calibri" w:eastAsia="Calibri" w:hAnsi="Calibri" w:cs="Calibri"/>
+          <w:color w:val="444444"/>
+        </w:rPr>
+        <w:t xml:space="preserve"> core banking systems.</w:t>
       </w:r>
     </w:p>
     <w:p>
@@ -578,17 +618,17 @@
           <w:rFonts w:ascii="Calibri" w:eastAsia="Calibri" w:hAnsi="Calibri" w:cs="Calibri"/>
           <w:color w:val="444444"/>
         </w:rPr>
-        <w:t>Eliminated manual 90-day certificate rotation risk by migrating from .</w:t>
-      </w:r>
-      <w:proofErr w:type="spellStart"/>
-      <w:r>
-        <w:rPr>
-          <w:rFonts w:ascii="Calibri" w:eastAsia="Calibri" w:hAnsi="Calibri" w:cs="Calibri"/>
-          <w:color w:val="444444"/>
-        </w:rPr>
-        <w:t>jks</w:t>
-      </w:r>
-      <w:proofErr w:type="spellEnd"/>
+        <w:t xml:space="preserve">Eliminated manual 90-day certificate rotation risk by migrating </w:t>
+      </w:r>
+      <w:proofErr w:type="gramStart"/>
+      <w:r>
+        <w:rPr>
+          <w:rFonts w:ascii="Calibri" w:eastAsia="Calibri" w:hAnsi="Calibri" w:cs="Calibri"/>
+          <w:color w:val="444444"/>
+        </w:rPr>
+        <w:t>from .jks</w:t>
+      </w:r>
+      <w:proofErr w:type="gramEnd"/>
       <w:r>
         <w:rPr>
           <w:rFonts w:ascii="Calibri" w:eastAsia="Calibri" w:hAnsi="Calibri" w:cs="Calibri"/>
@@ -642,23 +682,23 @@
           <w:rFonts w:ascii="Calibri" w:eastAsia="Calibri" w:hAnsi="Calibri" w:cs="Calibri"/>
           <w:color w:val="444444"/>
         </w:rPr>
-        <w:t xml:space="preserve">Own 4 Java microservices across 15 repositories, shipping 2-3 production deployments weekly on a 3-person team with no dedicated QA using Jenkins and </w:t>
-      </w:r>
-      <w:proofErr w:type="spellStart"/>
-      <w:r>
-        <w:rPr>
-          <w:rFonts w:ascii="Calibri" w:eastAsia="Calibri" w:hAnsi="Calibri" w:cs="Calibri"/>
-          <w:color w:val="444444"/>
-        </w:rPr>
-        <w:t>JFrog</w:t>
-      </w:r>
-      <w:proofErr w:type="spellEnd"/>
-      <w:r>
-        <w:rPr>
-          <w:rFonts w:ascii="Calibri" w:eastAsia="Calibri" w:hAnsi="Calibri" w:cs="Calibri"/>
-          <w:color w:val="444444"/>
-        </w:rPr>
-        <w:t xml:space="preserve"> Artifactory.</w:t>
+        <w:t xml:space="preserve">Own 4 Java microservices across </w:t>
+      </w:r>
+      <w:proofErr w:type="gramStart"/>
+      <w:r>
+        <w:rPr>
+          <w:rFonts w:ascii="Calibri" w:eastAsia="Calibri" w:hAnsi="Calibri" w:cs="Calibri"/>
+          <w:color w:val="444444"/>
+        </w:rPr>
+        <w:t>15</w:t>
+      </w:r>
+      <w:proofErr w:type="gramEnd"/>
+      <w:r>
+        <w:rPr>
+          <w:rFonts w:ascii="Calibri" w:eastAsia="Calibri" w:hAnsi="Calibri" w:cs="Calibri"/>
+          <w:color w:val="444444"/>
+        </w:rPr>
+        <w:t xml:space="preserve"> repositories, shipping 2-3 production deployments weekly on a 3-person team with no dedicated QA, using GitHub Copilot and Claude Code agents in IntelliJ to accelerate development and code review.</w:t>
       </w:r>
     </w:p>
     <w:p>
@@ -686,30 +726,22 @@
           <w:bCs/>
           <w:color w:val="1A1A1A"/>
         </w:rPr>
-        <w:t xml:space="preserve">Software </w:t>
-      </w:r>
-      <w:r>
-        <w:rPr>
-          <w:rFonts w:ascii="Calibri" w:eastAsia="Calibri" w:hAnsi="Calibri" w:cs="Calibri"/>
-          <w:b/>
-          <w:bCs/>
-          <w:color w:val="1A1A1A"/>
-        </w:rPr>
-        <w:t>Engineer</w:t>
-      </w:r>
-      <w:r>
-        <w:rPr>
-          <w:rFonts w:ascii="Calibri" w:eastAsia="Calibri" w:hAnsi="Calibri" w:cs="Calibri"/>
-          <w:color w:val="666666"/>
-        </w:rPr>
-        <w:t xml:space="preserve"> |</w:t>
-      </w:r>
-      <w:r>
-        <w:rPr>
-          <w:rFonts w:ascii="Calibri" w:eastAsia="Calibri" w:hAnsi="Calibri" w:cs="Calibri"/>
-          <w:color w:val="666666"/>
-        </w:rPr>
-        <w:t xml:space="preserve">  </w:t>
+        <w:t>Software Engineer</w:t>
+      </w:r>
+      <w:r>
+        <w:rPr>
+          <w:rFonts w:ascii="Calibri" w:eastAsia="Calibri" w:hAnsi="Calibri" w:cs="Calibri"/>
+          <w:color w:val="666666"/>
+        </w:rPr>
+        <w:t xml:space="preserve"> </w:t>
+      </w:r>
+      <w:proofErr w:type="gramStart"/>
+      <w:r>
+        <w:rPr>
+          <w:rFonts w:ascii="Calibri" w:eastAsia="Calibri" w:hAnsi="Calibri" w:cs="Calibri"/>
+          <w:color w:val="666666"/>
+        </w:rPr>
+        <w:t xml:space="preserve">|  </w:t>
       </w:r>
       <w:r>
         <w:rPr>
@@ -720,6 +752,7 @@
         </w:rPr>
         <w:t>Microsoft</w:t>
       </w:r>
+      <w:proofErr w:type="gramEnd"/>
       <w:r>
         <w:rPr>
           <w:rFonts w:ascii="Calibri" w:eastAsia="Calibri" w:hAnsi="Calibri" w:cs="Calibri"/>
@@ -733,25 +766,7 @@
           <w:sz w:val="18"/>
           <w:szCs w:val="18"/>
         </w:rPr>
-        <w:t xml:space="preserve">Jan 2024 - May </w:t>
-      </w:r>
-      <w:r>
-        <w:rPr>
-          <w:rFonts w:ascii="Calibri" w:eastAsia="Calibri" w:hAnsi="Calibri" w:cs="Calibri"/>
-          <w:color w:val="666666"/>
-          <w:sz w:val="18"/>
-          <w:szCs w:val="18"/>
-        </w:rPr>
-        <w:t>2025 · Redmond</w:t>
-      </w:r>
-      <w:r>
-        <w:rPr>
-          <w:rFonts w:ascii="Calibri" w:eastAsia="Calibri" w:hAnsi="Calibri" w:cs="Calibri"/>
-          <w:color w:val="666666"/>
-          <w:sz w:val="18"/>
-          <w:szCs w:val="18"/>
-        </w:rPr>
-        <w:t>, WA</w:t>
+        <w:t>Jan 2024 - May 2025 · Redmond, WA</w:t>
       </w:r>
     </w:p>
     <w:p>
@@ -765,25 +780,27 @@
           <w:sz w:val="18"/>
           <w:szCs w:val="18"/>
         </w:rPr>
-        <w:t xml:space="preserve">Azure Resource Graph (ARG) Backend </w:t>
-      </w:r>
-      <w:r>
-        <w:rPr>
-          <w:rFonts w:ascii="Calibri" w:eastAsia="Calibri" w:hAnsi="Calibri" w:cs="Calibri"/>
-          <w:color w:val="666666"/>
-          <w:sz w:val="18"/>
-          <w:szCs w:val="18"/>
-        </w:rPr>
-        <w:t>Services |</w:t>
-      </w:r>
-      <w:r>
-        <w:rPr>
-          <w:rFonts w:ascii="Calibri" w:eastAsia="Calibri" w:hAnsi="Calibri" w:cs="Calibri"/>
-          <w:color w:val="666666"/>
-          <w:sz w:val="18"/>
-          <w:szCs w:val="18"/>
-        </w:rPr>
-        <w:t xml:space="preserve">  Java, C#, Azure DevOps, KQL, ARM Templates, AKS, Azure Monitor</w:t>
+        <w:t xml:space="preserve">Azure Resource Graph (ARG) Backend Services </w:t>
+      </w:r>
+      <w:proofErr w:type="gramStart"/>
+      <w:r>
+        <w:rPr>
+          <w:rFonts w:ascii="Calibri" w:eastAsia="Calibri" w:hAnsi="Calibri" w:cs="Calibri"/>
+          <w:color w:val="666666"/>
+          <w:sz w:val="18"/>
+          <w:szCs w:val="18"/>
+        </w:rPr>
+        <w:t>|  Java</w:t>
+      </w:r>
+      <w:proofErr w:type="gramEnd"/>
+      <w:r>
+        <w:rPr>
+          <w:rFonts w:ascii="Calibri" w:eastAsia="Calibri" w:hAnsi="Calibri" w:cs="Calibri"/>
+          <w:color w:val="666666"/>
+          <w:sz w:val="18"/>
+          <w:szCs w:val="18"/>
+        </w:rPr>
+        <w:t>, C#, Azure DevOps, KQL, ARM Templates, AKS, Azure Monitor</w:t>
       </w:r>
     </w:p>
     <w:p>
@@ -847,7 +864,23 @@
           <w:rFonts w:ascii="Calibri" w:eastAsia="Calibri" w:hAnsi="Calibri" w:cs="Calibri"/>
           <w:color w:val="444444"/>
         </w:rPr>
-        <w:t>Built PowerShell and C# validation scripts that caught configuration drift and data inconsistencies pre-promotion, reducing deployment failures and shortening the debugging cycle.</w:t>
+        <w:t xml:space="preserve">Built PowerShell and C# validation scripts, accelerated with GitHub Copilot, </w:t>
+      </w:r>
+      <w:proofErr w:type="gramStart"/>
+      <w:r>
+        <w:rPr>
+          <w:rFonts w:ascii="Calibri" w:eastAsia="Calibri" w:hAnsi="Calibri" w:cs="Calibri"/>
+          <w:color w:val="444444"/>
+        </w:rPr>
+        <w:t>that</w:t>
+      </w:r>
+      <w:proofErr w:type="gramEnd"/>
+      <w:r>
+        <w:rPr>
+          <w:rFonts w:ascii="Calibri" w:eastAsia="Calibri" w:hAnsi="Calibri" w:cs="Calibri"/>
+          <w:color w:val="444444"/>
+        </w:rPr>
+        <w:t xml:space="preserve"> caught configuration drift and data inconsistencies pre-promotion, reducing deployment failures and shortening the debugging cycle.</w:t>
       </w:r>
     </w:p>
     <w:p>
@@ -863,6 +896,7 @@
           <w:rFonts w:ascii="Calibri" w:eastAsia="Calibri" w:hAnsi="Calibri" w:cs="Calibri"/>
           <w:color w:val="444444"/>
         </w:rPr>
+        <w:lastRenderedPageBreak/>
         <w:t>Built KQL-based monitoring dashboards and alerting in Azure Monitor for backend service health, reducing mean time to detect production issues.</w:t>
       </w:r>
     </w:p>
@@ -891,40 +925,22 @@
           <w:bCs/>
           <w:color w:val="1A1A1A"/>
         </w:rPr>
-        <w:lastRenderedPageBreak/>
-        <w:t xml:space="preserve">Software </w:t>
-      </w:r>
-      <w:r>
-        <w:rPr>
-          <w:rFonts w:ascii="Calibri" w:eastAsia="Calibri" w:hAnsi="Calibri" w:cs="Calibri"/>
-          <w:b/>
-          <w:bCs/>
-          <w:color w:val="1A1A1A"/>
-        </w:rPr>
-        <w:t xml:space="preserve">Development </w:t>
-      </w:r>
-      <w:r>
-        <w:rPr>
-          <w:rFonts w:ascii="Calibri" w:eastAsia="Calibri" w:hAnsi="Calibri" w:cs="Calibri"/>
-          <w:b/>
-          <w:bCs/>
-          <w:color w:val="1A1A1A"/>
-        </w:rPr>
-        <w:t>Engineer</w:t>
-      </w:r>
-      <w:r>
-        <w:rPr>
-          <w:rFonts w:ascii="Calibri" w:eastAsia="Calibri" w:hAnsi="Calibri" w:cs="Calibri"/>
-          <w:color w:val="666666"/>
-        </w:rPr>
-        <w:t xml:space="preserve"> |</w:t>
-      </w:r>
-      <w:r>
-        <w:rPr>
-          <w:rFonts w:ascii="Calibri" w:eastAsia="Calibri" w:hAnsi="Calibri" w:cs="Calibri"/>
-          <w:color w:val="666666"/>
-        </w:rPr>
-        <w:t xml:space="preserve">  </w:t>
+        <w:t>Software Development Engineer</w:t>
+      </w:r>
+      <w:r>
+        <w:rPr>
+          <w:rFonts w:ascii="Calibri" w:eastAsia="Calibri" w:hAnsi="Calibri" w:cs="Calibri"/>
+          <w:color w:val="666666"/>
+        </w:rPr>
+        <w:t xml:space="preserve"> </w:t>
+      </w:r>
+      <w:proofErr w:type="gramStart"/>
+      <w:r>
+        <w:rPr>
+          <w:rFonts w:ascii="Calibri" w:eastAsia="Calibri" w:hAnsi="Calibri" w:cs="Calibri"/>
+          <w:color w:val="666666"/>
+        </w:rPr>
+        <w:t xml:space="preserve">|  </w:t>
       </w:r>
       <w:r>
         <w:rPr>
@@ -933,7 +949,17 @@
           <w:bCs/>
           <w:color w:val="1F4E79"/>
         </w:rPr>
-        <w:t>Amazon Web Services</w:t>
+        <w:t>Amazon</w:t>
+      </w:r>
+      <w:proofErr w:type="gramEnd"/>
+      <w:r>
+        <w:rPr>
+          <w:rFonts w:ascii="Calibri" w:eastAsia="Calibri" w:hAnsi="Calibri" w:cs="Calibri"/>
+          <w:b/>
+          <w:bCs/>
+          <w:color w:val="1F4E79"/>
+        </w:rPr>
+        <w:t xml:space="preserve"> Web Services</w:t>
       </w:r>
       <w:r>
         <w:rPr>
@@ -948,25 +974,27 @@
           <w:sz w:val="18"/>
           <w:szCs w:val="18"/>
         </w:rPr>
-        <w:t xml:space="preserve">Jun 2022 - Dec </w:t>
-      </w:r>
-      <w:r>
-        <w:rPr>
-          <w:rFonts w:ascii="Calibri" w:eastAsia="Calibri" w:hAnsi="Calibri" w:cs="Calibri"/>
-          <w:color w:val="666666"/>
-          <w:sz w:val="18"/>
-          <w:szCs w:val="18"/>
-        </w:rPr>
-        <w:t>2023 ·</w:t>
-      </w:r>
-      <w:r>
-        <w:rPr>
-          <w:rFonts w:ascii="Calibri" w:eastAsia="Calibri" w:hAnsi="Calibri" w:cs="Calibri"/>
-          <w:color w:val="666666"/>
-          <w:sz w:val="18"/>
-          <w:szCs w:val="18"/>
-        </w:rPr>
-        <w:t xml:space="preserve">  Seattle, WA</w:t>
+        <w:t xml:space="preserve">Jun 2022 - Dec 2023 </w:t>
+      </w:r>
+      <w:proofErr w:type="gramStart"/>
+      <w:r>
+        <w:rPr>
+          <w:rFonts w:ascii="Calibri" w:eastAsia="Calibri" w:hAnsi="Calibri" w:cs="Calibri"/>
+          <w:color w:val="666666"/>
+          <w:sz w:val="18"/>
+          <w:szCs w:val="18"/>
+        </w:rPr>
+        <w:t>·  Seattle</w:t>
+      </w:r>
+      <w:proofErr w:type="gramEnd"/>
+      <w:r>
+        <w:rPr>
+          <w:rFonts w:ascii="Calibri" w:eastAsia="Calibri" w:hAnsi="Calibri" w:cs="Calibri"/>
+          <w:color w:val="666666"/>
+          <w:sz w:val="18"/>
+          <w:szCs w:val="18"/>
+        </w:rPr>
+        <w:t>, WA</w:t>
       </w:r>
     </w:p>
     <w:p>
@@ -980,25 +1008,27 @@
           <w:sz w:val="18"/>
           <w:szCs w:val="18"/>
         </w:rPr>
-        <w:t xml:space="preserve">Apollo Deployment </w:t>
-      </w:r>
-      <w:r>
-        <w:rPr>
-          <w:rFonts w:ascii="Calibri" w:eastAsia="Calibri" w:hAnsi="Calibri" w:cs="Calibri"/>
-          <w:color w:val="666666"/>
-          <w:sz w:val="18"/>
-          <w:szCs w:val="18"/>
-        </w:rPr>
-        <w:t>Platform |</w:t>
-      </w:r>
-      <w:r>
-        <w:rPr>
-          <w:rFonts w:ascii="Calibri" w:eastAsia="Calibri" w:hAnsi="Calibri" w:cs="Calibri"/>
-          <w:color w:val="666666"/>
-          <w:sz w:val="18"/>
-          <w:szCs w:val="18"/>
-        </w:rPr>
-        <w:t xml:space="preserve">  Node.js, Java, Spring Boot, AWS (EC2, S3, DynamoDB), REST APIs, Docker</w:t>
+        <w:t xml:space="preserve">Apollo Deployment Platform </w:t>
+      </w:r>
+      <w:proofErr w:type="gramStart"/>
+      <w:r>
+        <w:rPr>
+          <w:rFonts w:ascii="Calibri" w:eastAsia="Calibri" w:hAnsi="Calibri" w:cs="Calibri"/>
+          <w:color w:val="666666"/>
+          <w:sz w:val="18"/>
+          <w:szCs w:val="18"/>
+        </w:rPr>
+        <w:t>|  Node.js</w:t>
+      </w:r>
+      <w:proofErr w:type="gramEnd"/>
+      <w:r>
+        <w:rPr>
+          <w:rFonts w:ascii="Calibri" w:eastAsia="Calibri" w:hAnsi="Calibri" w:cs="Calibri"/>
+          <w:color w:val="666666"/>
+          <w:sz w:val="18"/>
+          <w:szCs w:val="18"/>
+        </w:rPr>
+        <w:t>, Java, Spring Boot, AWS (EC2, S3, DynamoDB), REST APIs, Docker</w:t>
       </w:r>
     </w:p>
     <w:p>
@@ -1014,7 +1044,23 @@
           <w:rFonts w:ascii="Calibri" w:eastAsia="Calibri" w:hAnsi="Calibri" w:cs="Calibri"/>
           <w:color w:val="444444"/>
         </w:rPr>
-        <w:t>Supported a deployment platform operating across 6M+ EC2 hosts at Amazon, contributing Node.js microservices that handled software delivery to S3, DynamoDB, and core Amazon Retail systems.</w:t>
+        <w:t xml:space="preserve">Supported a deployment platform operating across 6M+ EC2 hosts at Amazon, contributing Node.js microservices that </w:t>
+      </w:r>
+      <w:proofErr w:type="gramStart"/>
+      <w:r>
+        <w:rPr>
+          <w:rFonts w:ascii="Calibri" w:eastAsia="Calibri" w:hAnsi="Calibri" w:cs="Calibri"/>
+          <w:color w:val="444444"/>
+        </w:rPr>
+        <w:t>handled</w:t>
+      </w:r>
+      <w:proofErr w:type="gramEnd"/>
+      <w:r>
+        <w:rPr>
+          <w:rFonts w:ascii="Calibri" w:eastAsia="Calibri" w:hAnsi="Calibri" w:cs="Calibri"/>
+          <w:color w:val="444444"/>
+        </w:rPr>
+        <w:t xml:space="preserve"> software delivery to S3, DynamoDB, and core Amazon Retail systems.</w:t>
       </w:r>
     </w:p>
     <w:p>
@@ -1062,7 +1108,23 @@
           <w:rFonts w:ascii="Calibri" w:eastAsia="Calibri" w:hAnsi="Calibri" w:cs="Calibri"/>
           <w:color w:val="444444"/>
         </w:rPr>
-        <w:t>Automated container image cleanup using AWS Lambda and CloudWatch Events, reducing stale image accumulation and keeping ECR repositories within retention policy.</w:t>
+        <w:t xml:space="preserve">Automated container image cleanup using AWS Lambda and CloudWatch Events, reducing stale image </w:t>
+      </w:r>
+      <w:proofErr w:type="gramStart"/>
+      <w:r>
+        <w:rPr>
+          <w:rFonts w:ascii="Calibri" w:eastAsia="Calibri" w:hAnsi="Calibri" w:cs="Calibri"/>
+          <w:color w:val="444444"/>
+        </w:rPr>
+        <w:t>accumulation</w:t>
+      </w:r>
+      <w:proofErr w:type="gramEnd"/>
+      <w:r>
+        <w:rPr>
+          <w:rFonts w:ascii="Calibri" w:eastAsia="Calibri" w:hAnsi="Calibri" w:cs="Calibri"/>
+          <w:color w:val="444444"/>
+        </w:rPr>
+        <w:t xml:space="preserve"> and keeping ECR repositories within retention policy.</w:t>
       </w:r>
     </w:p>
     <w:p>
@@ -1078,21 +1140,23 @@
           <w:rFonts w:ascii="Calibri" w:eastAsia="Calibri" w:hAnsi="Calibri" w:cs="Calibri"/>
           <w:color w:val="444444"/>
         </w:rPr>
-        <w:t xml:space="preserve">Contributed to migrating </w:t>
-      </w:r>
-      <w:r>
-        <w:rPr>
-          <w:rFonts w:ascii="Calibri" w:eastAsia="Calibri" w:hAnsi="Calibri" w:cs="Calibri"/>
-          <w:color w:val="444444"/>
-        </w:rPr>
-        <w:t>on-premises</w:t>
-      </w:r>
-      <w:r>
-        <w:rPr>
-          <w:rFonts w:ascii="Calibri" w:eastAsia="Calibri" w:hAnsi="Calibri" w:cs="Calibri"/>
-          <w:color w:val="444444"/>
-        </w:rPr>
-        <w:t xml:space="preserve"> workloads onto Apollo's AWS infrastructure, redesigning service boundaries and data flows to support cloud-native deployment patterns.</w:t>
+        <w:t xml:space="preserve">Contributed to migrating on-premises workloads onto Apollo's AWS infrastructure, redesigning service </w:t>
+      </w:r>
+      <w:proofErr w:type="gramStart"/>
+      <w:r>
+        <w:rPr>
+          <w:rFonts w:ascii="Calibri" w:eastAsia="Calibri" w:hAnsi="Calibri" w:cs="Calibri"/>
+          <w:color w:val="444444"/>
+        </w:rPr>
+        <w:t>boundaries</w:t>
+      </w:r>
+      <w:proofErr w:type="gramEnd"/>
+      <w:r>
+        <w:rPr>
+          <w:rFonts w:ascii="Calibri" w:eastAsia="Calibri" w:hAnsi="Calibri" w:cs="Calibri"/>
+          <w:color w:val="444444"/>
+        </w:rPr>
+        <w:t xml:space="preserve"> and data flows to support cloud-native deployment patterns.</w:t>
       </w:r>
     </w:p>
     <w:p>
@@ -1120,30 +1184,22 @@
           <w:bCs/>
           <w:color w:val="1A1A1A"/>
         </w:rPr>
-        <w:t xml:space="preserve">Software </w:t>
-      </w:r>
-      <w:r>
-        <w:rPr>
-          <w:rFonts w:ascii="Calibri" w:eastAsia="Calibri" w:hAnsi="Calibri" w:cs="Calibri"/>
-          <w:b/>
-          <w:bCs/>
-          <w:color w:val="1A1A1A"/>
-        </w:rPr>
-        <w:t>Engineer</w:t>
-      </w:r>
-      <w:r>
-        <w:rPr>
-          <w:rFonts w:ascii="Calibri" w:eastAsia="Calibri" w:hAnsi="Calibri" w:cs="Calibri"/>
-          <w:color w:val="666666"/>
-        </w:rPr>
-        <w:t xml:space="preserve"> |</w:t>
-      </w:r>
-      <w:r>
-        <w:rPr>
-          <w:rFonts w:ascii="Calibri" w:eastAsia="Calibri" w:hAnsi="Calibri" w:cs="Calibri"/>
-          <w:color w:val="666666"/>
-        </w:rPr>
-        <w:t xml:space="preserve">  </w:t>
+        <w:t>Software Engineer</w:t>
+      </w:r>
+      <w:r>
+        <w:rPr>
+          <w:rFonts w:ascii="Calibri" w:eastAsia="Calibri" w:hAnsi="Calibri" w:cs="Calibri"/>
+          <w:color w:val="666666"/>
+        </w:rPr>
+        <w:t xml:space="preserve"> </w:t>
+      </w:r>
+      <w:proofErr w:type="gramStart"/>
+      <w:r>
+        <w:rPr>
+          <w:rFonts w:ascii="Calibri" w:eastAsia="Calibri" w:hAnsi="Calibri" w:cs="Calibri"/>
+          <w:color w:val="666666"/>
+        </w:rPr>
+        <w:t xml:space="preserve">|  </w:t>
       </w:r>
       <w:r>
         <w:rPr>
@@ -1152,7 +1208,17 @@
           <w:bCs/>
           <w:color w:val="1F4E79"/>
         </w:rPr>
-        <w:t>HCL Technologies</w:t>
+        <w:t>HCL</w:t>
+      </w:r>
+      <w:proofErr w:type="gramEnd"/>
+      <w:r>
+        <w:rPr>
+          <w:rFonts w:ascii="Calibri" w:eastAsia="Calibri" w:hAnsi="Calibri" w:cs="Calibri"/>
+          <w:b/>
+          <w:bCs/>
+          <w:color w:val="1F4E79"/>
+        </w:rPr>
+        <w:t xml:space="preserve"> Technologies</w:t>
       </w:r>
       <w:r>
         <w:rPr>
@@ -1167,25 +1233,27 @@
           <w:sz w:val="18"/>
           <w:szCs w:val="18"/>
         </w:rPr>
-        <w:t xml:space="preserve">Jul 2019 - Aug </w:t>
-      </w:r>
-      <w:r>
-        <w:rPr>
-          <w:rFonts w:ascii="Calibri" w:eastAsia="Calibri" w:hAnsi="Calibri" w:cs="Calibri"/>
-          <w:color w:val="666666"/>
-          <w:sz w:val="18"/>
-          <w:szCs w:val="18"/>
-        </w:rPr>
-        <w:t>2021 ·</w:t>
-      </w:r>
-      <w:r>
-        <w:rPr>
-          <w:rFonts w:ascii="Calibri" w:eastAsia="Calibri" w:hAnsi="Calibri" w:cs="Calibri"/>
-          <w:color w:val="666666"/>
-          <w:sz w:val="18"/>
-          <w:szCs w:val="18"/>
-        </w:rPr>
-        <w:t xml:space="preserve">  Chennai, India</w:t>
+        <w:t xml:space="preserve">Jul 2019 - Aug 2021 </w:t>
+      </w:r>
+      <w:proofErr w:type="gramStart"/>
+      <w:r>
+        <w:rPr>
+          <w:rFonts w:ascii="Calibri" w:eastAsia="Calibri" w:hAnsi="Calibri" w:cs="Calibri"/>
+          <w:color w:val="666666"/>
+          <w:sz w:val="18"/>
+          <w:szCs w:val="18"/>
+        </w:rPr>
+        <w:t>·  Chennai</w:t>
+      </w:r>
+      <w:proofErr w:type="gramEnd"/>
+      <w:r>
+        <w:rPr>
+          <w:rFonts w:ascii="Calibri" w:eastAsia="Calibri" w:hAnsi="Calibri" w:cs="Calibri"/>
+          <w:color w:val="666666"/>
+          <w:sz w:val="18"/>
+          <w:szCs w:val="18"/>
+        </w:rPr>
+        <w:t>, India</w:t>
       </w:r>
     </w:p>
     <w:p>
@@ -1199,19 +1267,28 @@
           <w:sz w:val="18"/>
           <w:szCs w:val="18"/>
         </w:rPr>
-        <w:t xml:space="preserve">Cisco CA-BOLT Project  |  Python, REST APIs, Cisco NXOS / iOS / ACI / VPN / AnyConnect, Selenium, </w:t>
-      </w:r>
-      <w:proofErr w:type="spellStart"/>
-      <w:r>
-        <w:rPr>
-          <w:rFonts w:ascii="Calibri" w:eastAsia="Calibri" w:hAnsi="Calibri" w:cs="Calibri"/>
-          <w:color w:val="666666"/>
-          <w:sz w:val="18"/>
-          <w:szCs w:val="18"/>
-        </w:rPr>
-        <w:t>Paramiko</w:t>
-      </w:r>
-      <w:proofErr w:type="spellEnd"/>
+        <w:t xml:space="preserve">Cisco CA-BOLT </w:t>
+      </w:r>
+      <w:proofErr w:type="gramStart"/>
+      <w:r>
+        <w:rPr>
+          <w:rFonts w:ascii="Calibri" w:eastAsia="Calibri" w:hAnsi="Calibri" w:cs="Calibri"/>
+          <w:color w:val="666666"/>
+          <w:sz w:val="18"/>
+          <w:szCs w:val="18"/>
+        </w:rPr>
+        <w:t>Project  |</w:t>
+      </w:r>
+      <w:proofErr w:type="gramEnd"/>
+      <w:r>
+        <w:rPr>
+          <w:rFonts w:ascii="Calibri" w:eastAsia="Calibri" w:hAnsi="Calibri" w:cs="Calibri"/>
+          <w:color w:val="666666"/>
+          <w:sz w:val="18"/>
+          <w:szCs w:val="18"/>
+        </w:rPr>
+        <w:t xml:space="preserve">  Python, REST APIs, Cisco NXOS / iOS / ACI / VPN / AnyConnect, Selenium, Paramiko</w:t>
+      </w:r>
     </w:p>
     <w:p>
       <w:pPr>
@@ -1226,23 +1303,7 @@
           <w:rFonts w:ascii="Calibri" w:eastAsia="Calibri" w:hAnsi="Calibri" w:cs="Calibri"/>
           <w:color w:val="444444"/>
         </w:rPr>
-        <w:t xml:space="preserve">Developed 350+ Python network modules for Cisco CA-BOLT using REST APIs and SSH-based device communication via </w:t>
-      </w:r>
-      <w:proofErr w:type="spellStart"/>
-      <w:r>
-        <w:rPr>
-          <w:rFonts w:ascii="Calibri" w:eastAsia="Calibri" w:hAnsi="Calibri" w:cs="Calibri"/>
-          <w:color w:val="444444"/>
-        </w:rPr>
-        <w:t>Paramiko</w:t>
-      </w:r>
-      <w:proofErr w:type="spellEnd"/>
-      <w:r>
-        <w:rPr>
-          <w:rFonts w:ascii="Calibri" w:eastAsia="Calibri" w:hAnsi="Calibri" w:cs="Calibri"/>
-          <w:color w:val="444444"/>
-        </w:rPr>
-        <w:t>, automating configuration and management across NXOS, iOS, ACI, VPN, and AnyConnect product lines.</w:t>
+        <w:t>Developed 350+ Python network modules for Cisco CA-BOLT using REST APIs and SSH-based device communication via Paramiko, automating configuration and management across NXOS, iOS, ACI, VPN, and AnyConnect product lines.</w:t>
       </w:r>
     </w:p>
     <w:p>
@@ -1258,21 +1319,7 @@
           <w:rFonts w:ascii="Calibri" w:eastAsia="Calibri" w:hAnsi="Calibri" w:cs="Calibri"/>
           <w:color w:val="444444"/>
         </w:rPr>
-        <w:t xml:space="preserve">Built Selenium-based automated regression suites covering 200+ test cases across Cisco device categories, reducing manual testing effort by 40% and </w:t>
-      </w:r>
-      <w:r>
-        <w:rPr>
-          <w:rFonts w:ascii="Calibri" w:eastAsia="Calibri" w:hAnsi="Calibri" w:cs="Calibri"/>
-          <w:color w:val="444444"/>
-        </w:rPr>
-        <w:t>cutting</w:t>
-      </w:r>
-      <w:r>
-        <w:rPr>
-          <w:rFonts w:ascii="Calibri" w:eastAsia="Calibri" w:hAnsi="Calibri" w:cs="Calibri"/>
-          <w:color w:val="444444"/>
-        </w:rPr>
-        <w:t xml:space="preserve"> cycle time for network software updates.</w:t>
+        <w:t>Built Selenium-based automated regression suites covering 200+ test cases across Cisco device categories, reducing manual testing effort by 40% and cutting cycle time for network software updates.</w:t>
       </w:r>
     </w:p>
     <w:p>
@@ -1288,23 +1335,7 @@
           <w:rFonts w:ascii="Calibri" w:eastAsia="Calibri" w:hAnsi="Calibri" w:cs="Calibri"/>
           <w:color w:val="444444"/>
         </w:rPr>
-        <w:t xml:space="preserve">Wrote Python scripts using </w:t>
-      </w:r>
-      <w:proofErr w:type="spellStart"/>
-      <w:r>
-        <w:rPr>
-          <w:rFonts w:ascii="Calibri" w:eastAsia="Calibri" w:hAnsi="Calibri" w:cs="Calibri"/>
-          <w:color w:val="444444"/>
-        </w:rPr>
-        <w:t>Paramiko</w:t>
-      </w:r>
-      <w:proofErr w:type="spellEnd"/>
-      <w:r>
-        <w:rPr>
-          <w:rFonts w:ascii="Calibri" w:eastAsia="Calibri" w:hAnsi="Calibri" w:cs="Calibri"/>
-          <w:color w:val="444444"/>
-        </w:rPr>
-        <w:t xml:space="preserve"> and subprocess to automate log collection, SSH health checks, and alert generation across the Cisco device fleet, eliminating recurring manual toil for the operations team.</w:t>
+        <w:t>Wrote Python scripts using Paramiko and subprocess to automate log collection, SSH health checks, and alert generation across the Cisco device fleet, eliminating recurring manual toil for the operations team.</w:t>
       </w:r>
     </w:p>
     <w:p>
@@ -1323,6 +1354,96 @@
           <w:sz w:val="22"/>
           <w:szCs w:val="22"/>
         </w:rPr>
+        <w:t>PROJECTS</w:t>
+      </w:r>
+    </w:p>
+    <w:p>
+      <w:pPr>
+        <w:pStyle w:val="ListParagraph"/>
+        <w:numPr>
+          <w:ilvl w:val="0"/>
+          <w:numId w:val="2"/>
+        </w:numPr>
+      </w:pPr>
+      <w:proofErr w:type="gramStart"/>
+      <w:r>
+        <w:rPr>
+          <w:rFonts w:ascii="Calibri" w:eastAsia="Calibri" w:hAnsi="Calibri" w:cs="Calibri"/>
+          <w:b/>
+          <w:bCs/>
+          <w:color w:val="1A1A1A"/>
+        </w:rPr>
+        <w:t>Resume</w:t>
+      </w:r>
+      <w:proofErr w:type="gramEnd"/>
+      <w:r>
+        <w:rPr>
+          <w:rFonts w:ascii="Calibri" w:eastAsia="Calibri" w:hAnsi="Calibri" w:cs="Calibri"/>
+          <w:b/>
+          <w:bCs/>
+          <w:color w:val="1A1A1A"/>
+        </w:rPr>
+        <w:t xml:space="preserve"> Chatbot: </w:t>
+      </w:r>
+      <w:r>
+        <w:rPr>
+          <w:rFonts w:ascii="Calibri" w:eastAsia="Calibri" w:hAnsi="Calibri" w:cs="Calibri"/>
+          <w:color w:val="444444"/>
+        </w:rPr>
+        <w:t xml:space="preserve">Built a conversational interface over my resume using an LLM API and serverless functions (vanilla JS frontend), deployed on Vercel as an interactive alternative to a static PDF. </w:t>
+      </w:r>
+      <w:hyperlink r:id="rId8" w:history="1">
+        <w:r>
+          <w:rPr>
+            <w:rFonts w:ascii="Calibri" w:eastAsia="Calibri" w:hAnsi="Calibri" w:cs="Calibri"/>
+            <w:color w:val="1F4E79"/>
+            <w:u w:val="single"/>
+          </w:rPr>
+          <w:t>Live demo</w:t>
+        </w:r>
+      </w:hyperlink>
+    </w:p>
+    <w:p>
+      <w:pPr>
+        <w:pStyle w:val="ListParagraph"/>
+        <w:numPr>
+          <w:ilvl w:val="0"/>
+          <w:numId w:val="2"/>
+        </w:numPr>
+      </w:pPr>
+      <w:r>
+        <w:rPr>
+          <w:rFonts w:ascii="Calibri" w:eastAsia="Calibri" w:hAnsi="Calibri" w:cs="Calibri"/>
+          <w:b/>
+          <w:bCs/>
+          <w:color w:val="1A1A1A"/>
+        </w:rPr>
+        <w:t xml:space="preserve">Portfolio Site (balrajparsi.github.io): </w:t>
+      </w:r>
+      <w:r>
+        <w:rPr>
+          <w:rFonts w:ascii="Calibri" w:eastAsia="Calibri" w:hAnsi="Calibri" w:cs="Calibri"/>
+          <w:color w:val="444444"/>
+        </w:rPr>
+        <w:t>Designed and deployed a personal portfolio on GitHub Pages presenting projects, experience, and technical writing.</w:t>
+      </w:r>
+    </w:p>
+    <w:p>
+      <w:pPr>
+        <w:pBdr>
+          <w:bottom w:val="single" w:sz="6" w:space="2" w:color="1F4E79"/>
+        </w:pBdr>
+        <w:spacing w:before="160" w:after="60"/>
+      </w:pPr>
+      <w:r>
+        <w:rPr>
+          <w:rFonts w:ascii="Calibri" w:eastAsia="Calibri" w:hAnsi="Calibri" w:cs="Calibri"/>
+          <w:b/>
+          <w:bCs/>
+          <w:color w:val="1F4E79"/>
+          <w:sz w:val="22"/>
+          <w:szCs w:val="22"/>
+        </w:rPr>
         <w:t>EDUCATION</w:t>
       </w:r>
     </w:p>
@@ -1403,11 +1524,6 @@
           <w:rFonts w:ascii="Calibri" w:eastAsia="Calibri" w:hAnsi="Calibri" w:cs="Calibri"/>
         </w:rPr>
         <w:tab/>
-      </w:r>
-      <w:r>
-        <w:rPr>
-          <w:rFonts w:ascii="Calibri" w:eastAsia="Calibri" w:hAnsi="Calibri" w:cs="Calibri"/>
-        </w:rPr>
         <w:t xml:space="preserve">   </w:t>
       </w:r>
       <w:r>
@@ -1417,79 +1533,7 @@
           <w:sz w:val="18"/>
           <w:szCs w:val="18"/>
         </w:rPr>
-        <w:t xml:space="preserve">GPA: </w:t>
-      </w:r>
-      <w:r>
-        <w:rPr>
-          <w:rFonts w:ascii="Calibri" w:eastAsia="Calibri" w:hAnsi="Calibri" w:cs="Calibri"/>
-          <w:color w:val="666666"/>
-          <w:sz w:val="18"/>
-          <w:szCs w:val="18"/>
-        </w:rPr>
-        <w:t xml:space="preserve">3.83 </w:t>
-      </w:r>
-      <w:r>
-        <w:rPr>
-          <w:rFonts w:ascii="Calibri" w:eastAsia="Calibri" w:hAnsi="Calibri" w:cs="Calibri"/>
-          <w:color w:val="666666"/>
-          <w:sz w:val="18"/>
-          <w:szCs w:val="18"/>
-        </w:rPr>
-        <w:t>·</w:t>
-      </w:r>
-      <w:r>
-        <w:rPr>
-          <w:rFonts w:ascii="Calibri" w:eastAsia="Calibri" w:hAnsi="Calibri" w:cs="Calibri"/>
-          <w:color w:val="666666"/>
-          <w:sz w:val="18"/>
-          <w:szCs w:val="18"/>
-        </w:rPr>
-        <w:t xml:space="preserve"> </w:t>
-      </w:r>
-      <w:r>
-        <w:rPr>
-          <w:rFonts w:ascii="Calibri" w:eastAsia="Calibri" w:hAnsi="Calibri" w:cs="Calibri"/>
-          <w:color w:val="666666"/>
-          <w:sz w:val="18"/>
-          <w:szCs w:val="18"/>
-        </w:rPr>
-        <w:t xml:space="preserve">Aug </w:t>
-      </w:r>
-      <w:r>
-        <w:rPr>
-          <w:rFonts w:ascii="Calibri" w:eastAsia="Calibri" w:hAnsi="Calibri" w:cs="Calibri"/>
-          <w:color w:val="666666"/>
-          <w:sz w:val="18"/>
-          <w:szCs w:val="18"/>
-        </w:rPr>
-        <w:t>2021</w:t>
-      </w:r>
-      <w:r>
-        <w:rPr>
-          <w:rFonts w:ascii="Calibri" w:eastAsia="Calibri" w:hAnsi="Calibri" w:cs="Calibri"/>
-          <w:color w:val="666666"/>
-          <w:sz w:val="18"/>
-          <w:szCs w:val="18"/>
-        </w:rPr>
-        <w:t xml:space="preserve"> - </w:t>
-      </w:r>
-      <w:r>
-        <w:rPr>
-          <w:rFonts w:ascii="Calibri" w:eastAsia="Calibri" w:hAnsi="Calibri" w:cs="Calibri"/>
-          <w:color w:val="666666"/>
-          <w:sz w:val="18"/>
-          <w:szCs w:val="18"/>
-        </w:rPr>
-        <w:t xml:space="preserve">Dec </w:t>
-      </w:r>
-      <w:r>
-        <w:rPr>
-          <w:rFonts w:ascii="Calibri" w:eastAsia="Calibri" w:hAnsi="Calibri" w:cs="Calibri"/>
-          <w:color w:val="666666"/>
-          <w:sz w:val="18"/>
-          <w:szCs w:val="18"/>
-        </w:rPr>
-        <w:t>2022</w:t>
+        <w:t>GPA: 3.83 · Aug 2021 - Dec 2022</w:t>
       </w:r>
     </w:p>
     <w:p>
@@ -1511,7 +1555,7 @@
         </w:tabs>
         <w:spacing w:before="60" w:after="20"/>
       </w:pPr>
-      <w:proofErr w:type="spellStart"/>
+      <w:proofErr w:type="gramStart"/>
       <w:r>
         <w:rPr>
           <w:rFonts w:ascii="Calibri" w:eastAsia="Calibri" w:hAnsi="Calibri" w:cs="Calibri"/>
@@ -1521,7 +1565,7 @@
         </w:rPr>
         <w:t>B.Tech</w:t>
       </w:r>
-      <w:proofErr w:type="spellEnd"/>
+      <w:proofErr w:type="gramEnd"/>
       <w:r>
         <w:rPr>
           <w:rFonts w:ascii="Calibri" w:eastAsia="Calibri" w:hAnsi="Calibri" w:cs="Calibri"/>
@@ -1544,52 +1588,7 @@
           <w:sz w:val="18"/>
           <w:szCs w:val="18"/>
         </w:rPr>
-        <w:t>Aug 2</w:t>
-      </w:r>
-      <w:r>
-        <w:rPr>
-          <w:rFonts w:ascii="Calibri" w:eastAsia="Calibri" w:hAnsi="Calibri" w:cs="Calibri"/>
-          <w:color w:val="666666"/>
-          <w:sz w:val="18"/>
-          <w:szCs w:val="18"/>
-        </w:rPr>
-        <w:t xml:space="preserve">015 </w:t>
-      </w:r>
-      <w:r>
-        <w:rPr>
-          <w:rFonts w:ascii="Calibri" w:eastAsia="Calibri" w:hAnsi="Calibri" w:cs="Calibri"/>
-          <w:color w:val="666666"/>
-          <w:sz w:val="18"/>
-          <w:szCs w:val="18"/>
-        </w:rPr>
-        <w:t>–</w:t>
-      </w:r>
-      <w:r>
-        <w:rPr>
-          <w:rFonts w:ascii="Calibri" w:eastAsia="Calibri" w:hAnsi="Calibri" w:cs="Calibri"/>
-          <w:color w:val="666666"/>
-          <w:sz w:val="18"/>
-          <w:szCs w:val="18"/>
-        </w:rPr>
-        <w:t xml:space="preserve"> </w:t>
-      </w:r>
-      <w:r>
-        <w:rPr>
-          <w:rFonts w:ascii="Calibri" w:eastAsia="Calibri" w:hAnsi="Calibri" w:cs="Calibri"/>
-          <w:color w:val="666666"/>
-          <w:sz w:val="18"/>
-          <w:szCs w:val="18"/>
-        </w:rPr>
-        <w:t xml:space="preserve">Apr </w:t>
-      </w:r>
-      <w:r>
-        <w:rPr>
-          <w:rFonts w:ascii="Calibri" w:eastAsia="Calibri" w:hAnsi="Calibri" w:cs="Calibri"/>
-          <w:color w:val="666666"/>
-          <w:sz w:val="18"/>
-          <w:szCs w:val="18"/>
-        </w:rPr>
-        <w:t>2019</w:t>
+        <w:t>Aug 2015 – Apr 2019</w:t>
       </w:r>
     </w:p>
     <w:p>
